--- a/deliverables/video-8-slides/hit-final/Video_8_HIT_FINAL/LONG_FORM/Video_8_EDITOR_ONLY_HIT_Brief_v2.2.docx
+++ b/deliverables/video-8-slides/hit-final/Video_8_HIT_FINAL/LONG_FORM/Video_8_EDITOR_ONLY_HIT_Brief_v2.2.docx
@@ -1424,7 +1424,7 @@
           <w:color w:val="0F2346"/>
           <w:sz w:val="28"/>
         </w:rPr>
-        <w:t>Authorised slide correction — applied</w:t>
+        <w:t>Authorized slide correction — applied</w:t>
       </w:r>
     </w:p>
     <w:p>
@@ -1440,7 +1440,7 @@
           <w:color w:val="9B2C10"/>
           <w:sz w:val="22"/>
         </w:rPr>
-        <w:t>AUTHORISED AND APPLIED. Slide 5 carried stale conceptual framing. Text only changed; visual system, typography family, colours, composition and hierarchy are unchanged.</w:t>
+        <w:t>AUTHORIZED AND APPLIED. Slide 5 carried stale conceptual framing. Text only changed; visual system, typography family, colors, composition and hierarchy are unchanged.</w:t>
       </w:r>
     </w:p>
     <w:p>
